--- a/Unit 2 - 3D Roll A Ball/5-Creating the collectible.docx
+++ b/Unit 2 - 3D Roll A Ball/5-Creating the collectible.docx
@@ -1,6 +1,6 @@
 
 <file path=word/document.xml><?xml version="1.0" encoding="utf-8"?>
-<w:document xmlns:wpc="http://schemas.microsoft.com/office/word/2010/wordprocessingCanvas" xmlns:cx="http://schemas.microsoft.com/office/drawing/2014/chartex" xmlns:cx1="http://schemas.microsoft.com/office/drawing/2015/9/8/chartex" xmlns:cx2="http://schemas.microsoft.com/office/drawing/2015/10/21/chartex" xmlns:cx3="http://schemas.microsoft.com/office/drawing/2016/5/9/chartex" xmlns:cx4="http://schemas.microsoft.com/office/drawing/2016/5/10/chartex" xmlns:cx5="http://schemas.microsoft.com/office/drawing/2016/5/11/chartex" xmlns:cx6="http://schemas.microsoft.com/office/drawing/2016/5/12/chartex" xmlns:cx7="http://schemas.microsoft.com/office/drawing/2016/5/13/chartex" xmlns:cx8="http://schemas.microsoft.com/office/drawing/2016/5/14/chartex" xmlns:mc="http://schemas.openxmlformats.org/markup-compatibility/2006" xmlns:aink="http://schemas.microsoft.com/office/drawing/2016/ink" xmlns:am3d="http://schemas.microsoft.com/office/drawing/2017/model3d" xmlns:o="urn:schemas-microsoft-com:office:office" xmlns:oel="http://schemas.microsoft.com/office/2019/extlst" xmlns:r="http://schemas.openxmlformats.org/officeDocument/2006/relationships" xmlns:m="http://schemas.openxmlformats.org/officeDocument/2006/math" xmlns:v="urn:schemas-microsoft-com:vml" xmlns:wp14="http://schemas.microsoft.com/office/word/2010/wordprocessingDrawing" xmlns:wp="http://schemas.openxmlformats.org/drawingml/2006/wordprocessingDrawing" xmlns:w10="urn:schemas-microsoft-com:office:word" xmlns:w="http://schemas.openxmlformats.org/wordprocessingml/2006/main" xmlns:w14="http://schemas.microsoft.com/office/word/2010/wordml" xmlns:w15="http://schemas.microsoft.com/office/word/2012/wordml" xmlns:w16cei="http://schemas.microsoft.com/office/word/2026/wordml/cei" xmlns:w16cex="http://schemas.microsoft.com/office/word/2018/wordml/cex" xmlns:w16cid="http://schemas.microsoft.com/office/word/2016/wordml/cid" xmlns:w16="http://schemas.microsoft.com/office/word/2018/wordml" xmlns:w16du="http://schemas.microsoft.com/office/word/2023/wordml/word16du" xmlns:w16sdtdh="http://schemas.microsoft.com/office/word/2020/wordml/sdtdatahash" xmlns:w16sdtfl="http://schemas.microsoft.com/office/word/2024/wordml/sdtformatlock" xmlns:w16se="http://schemas.microsoft.com/office/word/2015/wordml/symex" xmlns:wpg="http://schemas.microsoft.com/office/word/2010/wordprocessingGroup" xmlns:wpi="http://schemas.microsoft.com/office/word/2010/wordprocessingInk" xmlns:wne="http://schemas.microsoft.com/office/word/2006/wordml" xmlns:wps="http://schemas.microsoft.com/office/word/2010/wordprocessingShape" mc:Ignorable="w14 w15 w16se w16cid w16 w16cex w16sdtdh w16sdtfl w16du wp14">
+<w:document xmlns:wpc="http://schemas.microsoft.com/office/word/2010/wordprocessingCanvas" xmlns:cx="http://schemas.microsoft.com/office/drawing/2014/chartex" xmlns:cx1="http://schemas.microsoft.com/office/drawing/2015/9/8/chartex" xmlns:cx2="http://schemas.microsoft.com/office/drawing/2015/10/21/chartex" xmlns:cx3="http://schemas.microsoft.com/office/drawing/2016/5/9/chartex" xmlns:cx4="http://schemas.microsoft.com/office/drawing/2016/5/10/chartex" xmlns:cx5="http://schemas.microsoft.com/office/drawing/2016/5/11/chartex" xmlns:cx6="http://schemas.microsoft.com/office/drawing/2016/5/12/chartex" xmlns:cx7="http://schemas.microsoft.com/office/drawing/2016/5/13/chartex" xmlns:cx8="http://schemas.microsoft.com/office/drawing/2016/5/14/chartex" xmlns:mc="http://schemas.openxmlformats.org/markup-compatibility/2006" xmlns:aink="http://schemas.microsoft.com/office/drawing/2016/ink" xmlns:am3d="http://schemas.microsoft.com/office/drawing/2017/model3d" xmlns:o="urn:schemas-microsoft-com:office:office" xmlns:oel="http://schemas.microsoft.com/office/2019/extlst" xmlns:r="http://schemas.openxmlformats.org/officeDocument/2006/relationships" xmlns:m="http://schemas.openxmlformats.org/officeDocument/2006/math" xmlns:v="urn:schemas-microsoft-com:vml" xmlns:wp14="http://schemas.microsoft.com/office/word/2010/wordprocessingDrawing" xmlns:wp="http://schemas.openxmlformats.org/drawingml/2006/wordprocessingDrawing" xmlns:w10="urn:schemas-microsoft-com:office:word" xmlns:w="http://schemas.openxmlformats.org/wordprocessingml/2006/main" xmlns:w14="http://schemas.microsoft.com/office/word/2010/wordml" xmlns:w15="http://schemas.microsoft.com/office/word/2012/wordml" xmlns:w16cex="http://schemas.microsoft.com/office/word/2018/wordml/cex" xmlns:w16cid="http://schemas.microsoft.com/office/word/2016/wordml/cid" xmlns:w16="http://schemas.microsoft.com/office/word/2018/wordml" xmlns:w16du="http://schemas.microsoft.com/office/word/2023/wordml/word16du" xmlns:w16sdtdh="http://schemas.microsoft.com/office/word/2020/wordml/sdtdatahash" xmlns:w16sdtfl="http://schemas.microsoft.com/office/word/2024/wordml/sdtformatlock" xmlns:w16se="http://schemas.microsoft.com/office/word/2015/wordml/symex" xmlns:wpg="http://schemas.microsoft.com/office/word/2010/wordprocessingGroup" xmlns:wpi="http://schemas.microsoft.com/office/word/2010/wordprocessingInk" xmlns:wne="http://schemas.microsoft.com/office/word/2006/wordml" xmlns:wps="http://schemas.microsoft.com/office/word/2010/wordprocessingShape" mc:Ignorable="w14 w15 w16se w16cid w16 w16cex w16sdtdh w16sdtfl w16du wp14">
   <w:body>
     <w:p>
       <w:r>
@@ -9,7 +9,13 @@
     </w:p>
     <w:p>
       <w:r>
-        <w:t>In this tutorial, you’ll:</w:t>
+        <w:t xml:space="preserve">In this </w:t>
+      </w:r>
+      <w:r>
+        <w:t>lab</w:t>
+      </w:r>
+      <w:r>
+        <w:t>, you’ll:</w:t>
       </w:r>
     </w:p>
     <w:p>
@@ -20,23 +26,7 @@
         </w:numPr>
       </w:pPr>
       <w:r>
-        <w:t xml:space="preserve">Create a </w:t>
-      </w:r>
-      <w:proofErr w:type="spellStart"/>
-      <w:r>
-        <w:t>PickUp</w:t>
-      </w:r>
-      <w:proofErr w:type="spellEnd"/>
-      <w:r>
-        <w:t xml:space="preserve"> </w:t>
-      </w:r>
-      <w:proofErr w:type="spellStart"/>
-      <w:r>
-        <w:t>GameObject</w:t>
-      </w:r>
-      <w:proofErr w:type="spellEnd"/>
-      <w:r>
-        <w:t xml:space="preserve"> for the player to collect</w:t>
+        <w:t>Create a PickUp GameObject for the player to collect</w:t>
       </w:r>
     </w:p>
     <w:p>
@@ -58,23 +48,7 @@
         </w:numPr>
       </w:pPr>
       <w:r>
-        <w:t xml:space="preserve">Turn the </w:t>
-      </w:r>
-      <w:proofErr w:type="spellStart"/>
-      <w:r>
-        <w:t>PickUp</w:t>
-      </w:r>
-      <w:proofErr w:type="spellEnd"/>
-      <w:r>
-        <w:t xml:space="preserve"> </w:t>
-      </w:r>
-      <w:proofErr w:type="spellStart"/>
-      <w:r>
-        <w:t>GameObject</w:t>
-      </w:r>
-      <w:proofErr w:type="spellEnd"/>
-      <w:r>
-        <w:t xml:space="preserve"> into a Prefab</w:t>
+        <w:t>Turn the PickUp GameObject into a Prefab</w:t>
       </w:r>
     </w:p>
     <w:p>
@@ -89,75 +63,6 @@
       </w:r>
     </w:p>
     <w:p>
-      <w:r>
-        <w:t>Resources</w:t>
-      </w:r>
-    </w:p>
-    <w:p>
-      <w:pPr>
-        <w:numPr>
-          <w:ilvl w:val="0"/>
-          <w:numId w:val="2"/>
-        </w:numPr>
-      </w:pPr>
-      <w:hyperlink r:id="rId5" w:tgtFrame="_blank" w:history="1">
-        <w:r>
-          <w:rPr>
-            <w:rStyle w:val="Hyperlink"/>
-          </w:rPr>
-          <w:t>Create_a_collectible_GameObject-Transcript.txt</w:t>
-        </w:r>
-      </w:hyperlink>
-    </w:p>
-    <w:p>
-      <w:pPr>
-        <w:numPr>
-          <w:ilvl w:val="0"/>
-          <w:numId w:val="2"/>
-        </w:numPr>
-      </w:pPr>
-      <w:hyperlink r:id="rId6" w:tgtFrame="_blank" w:history="1">
-        <w:r>
-          <w:rPr>
-            <w:rStyle w:val="Hyperlink"/>
-          </w:rPr>
-          <w:t>Rotate_the_PickUp_GameObject-Transcript.txt</w:t>
-        </w:r>
-      </w:hyperlink>
-    </w:p>
-    <w:p>
-      <w:pPr>
-        <w:numPr>
-          <w:ilvl w:val="0"/>
-          <w:numId w:val="2"/>
-        </w:numPr>
-      </w:pPr>
-      <w:hyperlink r:id="rId7" w:tgtFrame="_blank" w:history="1">
-        <w:r>
-          <w:rPr>
-            <w:rStyle w:val="Hyperlink"/>
-          </w:rPr>
-          <w:t>Make_PickUp_a_Prefab-Transcript.txt</w:t>
-        </w:r>
-      </w:hyperlink>
-    </w:p>
-    <w:p>
-      <w:pPr>
-        <w:numPr>
-          <w:ilvl w:val="0"/>
-          <w:numId w:val="2"/>
-        </w:numPr>
-      </w:pPr>
-      <w:hyperlink r:id="rId8" w:tgtFrame="_blank" w:history="1">
-        <w:r>
-          <w:rPr>
-            <w:rStyle w:val="Hyperlink"/>
-          </w:rPr>
-          <w:t>Add_more_collectibles-Transcript.txt</w:t>
-        </w:r>
-      </w:hyperlink>
-    </w:p>
-    <w:p>
       <w:pPr>
         <w:rPr>
           <w:b/>
@@ -174,16 +79,13 @@
     </w:p>
     <w:p>
       <w:r>
-        <w:rPr>
-          <w:b/>
-          <w:bCs/>
-        </w:rPr>
-        <w:t>Q&amp;A (0)</w:t>
-      </w:r>
-    </w:p>
-    <w:p>
-      <w:r>
-        <w:t>In this tutorial, you’ll:</w:t>
+        <w:t xml:space="preserve">In this </w:t>
+      </w:r>
+      <w:r>
+        <w:t>lab</w:t>
+      </w:r>
+      <w:r>
+        <w:t>, you’ll:</w:t>
       </w:r>
     </w:p>
     <w:p>
@@ -194,23 +96,7 @@
         </w:numPr>
       </w:pPr>
       <w:r>
-        <w:t xml:space="preserve">Create a </w:t>
-      </w:r>
-      <w:proofErr w:type="spellStart"/>
-      <w:r>
-        <w:t>PickUp</w:t>
-      </w:r>
-      <w:proofErr w:type="spellEnd"/>
-      <w:r>
-        <w:t xml:space="preserve"> </w:t>
-      </w:r>
-      <w:proofErr w:type="spellStart"/>
-      <w:r>
-        <w:t>GameObject</w:t>
-      </w:r>
-      <w:proofErr w:type="spellEnd"/>
-      <w:r>
-        <w:t xml:space="preserve"> for the player to collect</w:t>
+        <w:t>Create a PickUp GameObject for the player to collect</w:t>
       </w:r>
     </w:p>
     <w:p>
@@ -232,23 +118,7 @@
         </w:numPr>
       </w:pPr>
       <w:r>
-        <w:t xml:space="preserve">Turn the </w:t>
-      </w:r>
-      <w:proofErr w:type="spellStart"/>
-      <w:r>
-        <w:t>PickUp</w:t>
-      </w:r>
-      <w:proofErr w:type="spellEnd"/>
-      <w:r>
-        <w:t xml:space="preserve"> </w:t>
-      </w:r>
-      <w:proofErr w:type="spellStart"/>
-      <w:r>
-        <w:t>GameObject</w:t>
-      </w:r>
-      <w:proofErr w:type="spellEnd"/>
-      <w:r>
-        <w:t xml:space="preserve"> into a Prefab</w:t>
+        <w:t>Turn the PickUp GameObject into a Prefab</w:t>
       </w:r>
     </w:p>
     <w:p>
@@ -263,184 +133,33 @@
       </w:r>
     </w:p>
     <w:p>
-      <w:r>
-        <w:t>By the end of this tutorial, your game will look something like this:</w:t>
-      </w:r>
-    </w:p>
-    <w:p>
-      <w:r>
-        <w:t>Play Video</w:t>
-      </w:r>
-    </w:p>
-    <w:p>
-      <w:r>
-        <w:t>Mark step incomplete</w:t>
-      </w:r>
-    </w:p>
-    <w:p>
-      <w:pPr>
-        <w:rPr>
-          <w:b/>
-          <w:bCs/>
-        </w:rPr>
-      </w:pPr>
-      <w:r>
-        <w:rPr>
-          <w:b/>
-          <w:bCs/>
-        </w:rPr>
-        <w:t xml:space="preserve">2. Create a collectible </w:t>
-      </w:r>
-      <w:proofErr w:type="spellStart"/>
-      <w:r>
-        <w:rPr>
-          <w:b/>
-          <w:bCs/>
-        </w:rPr>
-        <w:t>GameObject</w:t>
-      </w:r>
-      <w:proofErr w:type="spellEnd"/>
-    </w:p>
-    <w:p>
-      <w:r>
-        <w:rPr>
-          <w:b/>
-          <w:bCs/>
-        </w:rPr>
-        <w:t>Q&amp;A (0)</w:t>
-      </w:r>
-    </w:p>
-    <w:p>
-      <w:r>
-        <w:t>Follow the video or text instructions below to create a </w:t>
-      </w:r>
-      <w:proofErr w:type="spellStart"/>
-      <w:r>
-        <w:rPr>
-          <w:b/>
-          <w:bCs/>
-        </w:rPr>
-        <w:t>PickUp</w:t>
-      </w:r>
-      <w:proofErr w:type="spellEnd"/>
-      <w:r>
-        <w:t> </w:t>
-      </w:r>
-      <w:proofErr w:type="spellStart"/>
-      <w:r>
-        <w:t>GameObject</w:t>
-      </w:r>
-      <w:proofErr w:type="spellEnd"/>
-      <w:r>
-        <w:t>, set the </w:t>
-      </w:r>
-      <w:proofErr w:type="spellStart"/>
-      <w:r>
-        <w:rPr>
-          <w:b/>
-          <w:bCs/>
-        </w:rPr>
-        <w:t>PickUp</w:t>
-      </w:r>
-      <w:proofErr w:type="spellEnd"/>
-      <w:r>
-        <w:rPr>
-          <w:b/>
-          <w:bCs/>
-        </w:rPr>
-        <w:t> </w:t>
-      </w:r>
-      <w:proofErr w:type="spellStart"/>
-      <w:r>
-        <w:t>GameObject’s</w:t>
-      </w:r>
-      <w:proofErr w:type="spellEnd"/>
-      <w:r>
-        <w:t> </w:t>
-      </w:r>
-      <w:r>
-        <w:rPr>
-          <w:b/>
-          <w:bCs/>
-        </w:rPr>
-        <w:t>Transform</w:t>
-      </w:r>
-      <w:r>
-        <w:t> values, and create a </w:t>
-      </w:r>
-      <w:proofErr w:type="spellStart"/>
-      <w:r>
-        <w:rPr>
-          <w:b/>
-          <w:bCs/>
-        </w:rPr>
-        <w:t>PickUp</w:t>
-      </w:r>
-      <w:proofErr w:type="spellEnd"/>
-      <w:r>
-        <w:t> material:</w:t>
-      </w:r>
-    </w:p>
-    <w:p>
-      <w:r>
-        <w:t>Play Video</w:t>
-      </w:r>
-    </w:p>
-    <w:p>
-      <w:hyperlink r:id="rId9" w:tgtFrame="_self" w:history="1">
-        <w:r>
-          <w:rPr>
-            <w:rStyle w:val="Hyperlink"/>
-          </w:rPr>
-          <w:t>Download Transcript</w:t>
-        </w:r>
-      </w:hyperlink>
-    </w:p>
-    <w:p>
-      <w:pPr>
-        <w:rPr>
-          <w:b/>
-          <w:bCs/>
-        </w:rPr>
-      </w:pPr>
-      <w:r>
-        <w:rPr>
-          <w:b/>
-          <w:bCs/>
-        </w:rPr>
-        <w:t xml:space="preserve">1. Create a </w:t>
-      </w:r>
-      <w:proofErr w:type="spellStart"/>
-      <w:r>
-        <w:rPr>
-          <w:b/>
-          <w:bCs/>
-        </w:rPr>
-        <w:t>PickUp</w:t>
-      </w:r>
-      <w:proofErr w:type="spellEnd"/>
-      <w:r>
-        <w:rPr>
-          <w:b/>
-          <w:bCs/>
-        </w:rPr>
-        <w:t xml:space="preserve"> </w:t>
-      </w:r>
-      <w:proofErr w:type="spellStart"/>
-      <w:r>
-        <w:rPr>
-          <w:b/>
-          <w:bCs/>
-        </w:rPr>
-        <w:t>GameObject</w:t>
-      </w:r>
-      <w:proofErr w:type="spellEnd"/>
-      <w:r>
-        <w:rPr>
-          <w:b/>
-          <w:bCs/>
-        </w:rPr>
-        <w:t>.</w:t>
+      <w:pPr>
+        <w:rPr>
+          <w:b/>
+          <w:bCs/>
+        </w:rPr>
+      </w:pPr>
+      <w:r>
+        <w:rPr>
+          <w:b/>
+          <w:bCs/>
+        </w:rPr>
+        <w:t>2. Create a collectible GameObject</w:t>
+      </w:r>
+    </w:p>
+    <w:p>
+      <w:pPr>
+        <w:rPr>
+          <w:b/>
+          <w:bCs/>
+        </w:rPr>
+      </w:pPr>
+      <w:r>
+        <w:rPr>
+          <w:b/>
+          <w:bCs/>
+        </w:rPr>
+        <w:t>1. Create a PickUp GameObject.</w:t>
       </w:r>
     </w:p>
     <w:p>
@@ -491,15 +210,7 @@
         <w:t> Cube, </w:t>
       </w:r>
       <w:r>
-        <w:t>then rename it “</w:t>
-      </w:r>
-      <w:proofErr w:type="spellStart"/>
-      <w:r>
-        <w:t>PickUp</w:t>
-      </w:r>
-      <w:proofErr w:type="spellEnd"/>
-      <w:r>
-        <w:t>”.</w:t>
+        <w:t>then rename it “PickUp”.</w:t>
       </w:r>
     </w:p>
     <w:p>
@@ -512,29 +223,15 @@
       <w:r>
         <w:t>Reset the </w:t>
       </w:r>
-      <w:proofErr w:type="spellStart"/>
-      <w:r>
-        <w:rPr>
-          <w:b/>
-          <w:bCs/>
-        </w:rPr>
-        <w:t>PickUp</w:t>
-      </w:r>
-      <w:proofErr w:type="spellEnd"/>
-      <w:r>
-        <w:rPr>
-          <w:b/>
-          <w:bCs/>
-        </w:rPr>
-        <w:t> </w:t>
-      </w:r>
-      <w:proofErr w:type="spellStart"/>
-      <w:r>
-        <w:t>GameObject’s</w:t>
-      </w:r>
-      <w:proofErr w:type="spellEnd"/>
-      <w:r>
-        <w:t> </w:t>
+      <w:r>
+        <w:rPr>
+          <w:b/>
+          <w:bCs/>
+        </w:rPr>
+        <w:t>PickUp </w:t>
+      </w:r>
+      <w:r>
+        <w:t>GameObject’s </w:t>
       </w:r>
       <w:r>
         <w:rPr>
@@ -567,7 +264,6 @@
       <w:r>
         <w:t> key to frame in on the </w:t>
       </w:r>
-      <w:proofErr w:type="spellStart"/>
       <w:r>
         <w:rPr>
           <w:b/>
@@ -575,17 +271,8 @@
         </w:rPr>
         <w:t>PickUp</w:t>
       </w:r>
-      <w:proofErr w:type="spellEnd"/>
-      <w:r>
-        <w:t> </w:t>
-      </w:r>
-      <w:proofErr w:type="spellStart"/>
-      <w:r>
-        <w:t>GameObject</w:t>
-      </w:r>
-      <w:proofErr w:type="spellEnd"/>
-      <w:r>
-        <w:t xml:space="preserve"> in the </w:t>
+      <w:r>
+        <w:t> GameObject in the </w:t>
       </w:r>
       <w:r>
         <w:rPr>
@@ -618,29 +305,15 @@
       <w:r>
         <w:t> to drag the </w:t>
       </w:r>
-      <w:proofErr w:type="spellStart"/>
-      <w:r>
-        <w:rPr>
-          <w:b/>
-          <w:bCs/>
-        </w:rPr>
-        <w:t>PickUp</w:t>
-      </w:r>
-      <w:proofErr w:type="spellEnd"/>
-      <w:r>
-        <w:rPr>
-          <w:b/>
-          <w:bCs/>
-        </w:rPr>
-        <w:t> </w:t>
-      </w:r>
-      <w:proofErr w:type="spellStart"/>
-      <w:r>
-        <w:t>GameObject</w:t>
-      </w:r>
-      <w:proofErr w:type="spellEnd"/>
-      <w:r>
-        <w:t xml:space="preserve"> out of the way so it’s not overlapping with the </w:t>
+      <w:r>
+        <w:rPr>
+          <w:b/>
+          <w:bCs/>
+        </w:rPr>
+        <w:t>PickUp </w:t>
+      </w:r>
+      <w:r>
+        <w:t>GameObject out of the way so it’s not overlapping with the </w:t>
       </w:r>
       <w:r>
         <w:rPr>
@@ -649,60 +322,23 @@
         </w:rPr>
         <w:t>Player </w:t>
       </w:r>
-      <w:proofErr w:type="spellStart"/>
-      <w:r>
-        <w:t>GameObject</w:t>
-      </w:r>
-      <w:proofErr w:type="spellEnd"/>
-      <w:r>
-        <w:t>.</w:t>
-      </w:r>
-    </w:p>
-    <w:p>
-      <w:pPr>
-        <w:rPr>
-          <w:b/>
-          <w:bCs/>
-        </w:rPr>
-      </w:pPr>
-      <w:r>
-        <w:rPr>
-          <w:b/>
-          <w:bCs/>
-        </w:rPr>
-        <w:t xml:space="preserve">2. Set the </w:t>
-      </w:r>
-      <w:proofErr w:type="spellStart"/>
-      <w:r>
-        <w:rPr>
-          <w:b/>
-          <w:bCs/>
-        </w:rPr>
-        <w:t>PickUp</w:t>
-      </w:r>
-      <w:proofErr w:type="spellEnd"/>
-      <w:r>
-        <w:rPr>
-          <w:b/>
-          <w:bCs/>
-        </w:rPr>
-        <w:t xml:space="preserve"> </w:t>
-      </w:r>
-      <w:proofErr w:type="spellStart"/>
-      <w:r>
-        <w:rPr>
-          <w:b/>
-          <w:bCs/>
-        </w:rPr>
-        <w:t>Gameobject’s</w:t>
-      </w:r>
-      <w:proofErr w:type="spellEnd"/>
-      <w:r>
-        <w:rPr>
-          <w:b/>
-          <w:bCs/>
-        </w:rPr>
-        <w:t xml:space="preserve"> Transform values.</w:t>
+      <w:r>
+        <w:t>GameObject.</w:t>
+      </w:r>
+    </w:p>
+    <w:p>
+      <w:pPr>
+        <w:rPr>
+          <w:b/>
+          <w:bCs/>
+        </w:rPr>
+      </w:pPr>
+      <w:r>
+        <w:rPr>
+          <w:b/>
+          <w:bCs/>
+        </w:rPr>
+        <w:t>2. Set the PickUp Gameobject’s Transform values.</w:t>
       </w:r>
     </w:p>
     <w:p>
@@ -715,7 +351,6 @@
       <w:r>
         <w:t>Set the </w:t>
       </w:r>
-      <w:proofErr w:type="spellStart"/>
       <w:r>
         <w:rPr>
           <w:b/>
@@ -723,17 +358,8 @@
         </w:rPr>
         <w:t>PickUp</w:t>
       </w:r>
-      <w:proofErr w:type="spellEnd"/>
-      <w:r>
-        <w:t> </w:t>
-      </w:r>
-      <w:proofErr w:type="spellStart"/>
-      <w:r>
-        <w:t>Gameobject’s</w:t>
-      </w:r>
-      <w:proofErr w:type="spellEnd"/>
-      <w:r>
-        <w:t> </w:t>
+      <w:r>
+        <w:t> Gameobject’s </w:t>
       </w:r>
       <w:r>
         <w:rPr>
@@ -762,13 +388,8 @@
         </w:rPr>
         <w:t>Ground </w:t>
       </w:r>
-      <w:proofErr w:type="spellStart"/>
-      <w:r>
-        <w:t>GameObject</w:t>
-      </w:r>
-      <w:proofErr w:type="spellEnd"/>
-      <w:r>
-        <w:t>.</w:t>
+      <w:r>
+        <w:t>GameObject.</w:t>
       </w:r>
     </w:p>
     <w:p>
@@ -845,23 +466,7 @@
           <w:b/>
           <w:bCs/>
         </w:rPr>
-        <w:t xml:space="preserve">3. Create a </w:t>
-      </w:r>
-      <w:proofErr w:type="spellStart"/>
-      <w:r>
-        <w:rPr>
-          <w:b/>
-          <w:bCs/>
-        </w:rPr>
-        <w:t>PickUp</w:t>
-      </w:r>
-      <w:proofErr w:type="spellEnd"/>
-      <w:r>
-        <w:rPr>
-          <w:b/>
-          <w:bCs/>
-        </w:rPr>
-        <w:t xml:space="preserve"> material.</w:t>
+        <w:t>3. Create a PickUp material.</w:t>
       </w:r>
     </w:p>
     <w:p>
@@ -925,7 +530,6 @@
       <w:r>
         <w:t>. Alternatively, you can press </w:t>
       </w:r>
-      <w:proofErr w:type="spellStart"/>
       <w:r>
         <w:rPr>
           <w:b/>
@@ -941,38 +545,28 @@
           <w:b/>
           <w:bCs/>
         </w:rPr>
+        <w:t>D </w:t>
+      </w:r>
+      <w:r>
+        <w:t>(macOS: </w:t>
+      </w:r>
+      <w:r>
+        <w:rPr>
+          <w:b/>
+          <w:bCs/>
+        </w:rPr>
+        <w:t>Cmd</w:t>
+      </w:r>
+      <w:r>
+        <w:t>+</w:t>
+      </w:r>
+      <w:r>
+        <w:rPr>
+          <w:b/>
+          <w:bCs/>
+        </w:rPr>
         <w:t>D</w:t>
       </w:r>
-      <w:proofErr w:type="spellEnd"/>
-      <w:r>
-        <w:rPr>
-          <w:b/>
-          <w:bCs/>
-        </w:rPr>
-        <w:t> </w:t>
-      </w:r>
-      <w:r>
-        <w:t>(macOS: </w:t>
-      </w:r>
-      <w:proofErr w:type="spellStart"/>
-      <w:r>
-        <w:rPr>
-          <w:b/>
-          <w:bCs/>
-        </w:rPr>
-        <w:t>Cmd</w:t>
-      </w:r>
-      <w:r>
-        <w:t>+</w:t>
-      </w:r>
-      <w:r>
-        <w:rPr>
-          <w:b/>
-          <w:bCs/>
-        </w:rPr>
-        <w:t>D</w:t>
-      </w:r>
-      <w:proofErr w:type="spellEnd"/>
       <w:r>
         <w:t>).</w:t>
       </w:r>
@@ -985,15 +579,7 @@
         </w:numPr>
       </w:pPr>
       <w:r>
-        <w:t>Rename the new material “</w:t>
-      </w:r>
-      <w:proofErr w:type="spellStart"/>
-      <w:r>
-        <w:t>PickUp</w:t>
-      </w:r>
-      <w:proofErr w:type="spellEnd"/>
-      <w:r>
-        <w:t>”.</w:t>
+        <w:t>Rename the new material “PickUp”.</w:t>
       </w:r>
     </w:p>
     <w:p>
@@ -1004,6 +590,7 @@
         </w:numPr>
       </w:pPr>
       <w:r>
+        <w:lastRenderedPageBreak/>
         <w:t>With the </w:t>
       </w:r>
       <w:r>
@@ -1108,7 +695,6 @@
       <w:r>
         <w:t>Drag the </w:t>
       </w:r>
-      <w:proofErr w:type="spellStart"/>
       <w:r>
         <w:rPr>
           <w:b/>
@@ -1116,7 +702,6 @@
         </w:rPr>
         <w:t>PickUp</w:t>
       </w:r>
-      <w:proofErr w:type="spellEnd"/>
       <w:r>
         <w:t> material from the </w:t>
       </w:r>
@@ -1130,29 +715,15 @@
       <w:r>
         <w:t> window onto the </w:t>
       </w:r>
-      <w:proofErr w:type="spellStart"/>
-      <w:r>
-        <w:rPr>
-          <w:b/>
-          <w:bCs/>
-        </w:rPr>
-        <w:t>PickUp</w:t>
-      </w:r>
-      <w:proofErr w:type="spellEnd"/>
-      <w:r>
-        <w:rPr>
-          <w:b/>
-          <w:bCs/>
-        </w:rPr>
-        <w:t> </w:t>
-      </w:r>
-      <w:proofErr w:type="spellStart"/>
-      <w:r>
-        <w:t>GameObject</w:t>
-      </w:r>
-      <w:proofErr w:type="spellEnd"/>
-      <w:r>
-        <w:t xml:space="preserve"> in the </w:t>
+      <w:r>
+        <w:rPr>
+          <w:b/>
+          <w:bCs/>
+        </w:rPr>
+        <w:t>PickUp </w:t>
+      </w:r>
+      <w:r>
+        <w:t>GameObject in the </w:t>
       </w:r>
       <w:r>
         <w:rPr>
@@ -1167,6 +738,10 @@
     </w:p>
     <w:p>
       <w:r>
+        <w:rPr>
+          <w:noProof/>
+        </w:rPr>
+        <w:lastRenderedPageBreak/>
         <w:drawing>
           <wp:inline distT="0" distB="0" distL="0" distR="0" wp14:anchorId="37D47F4F" wp14:editId="721F3B2B">
             <wp:extent cx="20117435" cy="8905875"/>
@@ -1185,7 +760,7 @@
                     </pic:cNvPicPr>
                   </pic:nvPicPr>
                   <pic:blipFill>
-                    <a:blip r:embed="rId10">
+                    <a:blip r:embed="rId5">
                       <a:extLst>
                         <a:ext uri="{28A0092B-C50C-407E-A947-70E740481C1C}">
                           <a14:useLocalDpi xmlns:a14="http://schemas.microsoft.com/office/drawing/2010/main" val="0"/>
@@ -1218,122 +793,20 @@
       </w:r>
     </w:p>
     <w:p>
-      <w:r>
-        <w:t>Mark step incomplete</w:t>
-      </w:r>
-    </w:p>
-    <w:p>
-      <w:pPr>
-        <w:rPr>
-          <w:b/>
-          <w:bCs/>
-        </w:rPr>
-      </w:pPr>
-      <w:r>
-        <w:rPr>
-          <w:b/>
-          <w:bCs/>
-        </w:rPr>
-        <w:t xml:space="preserve">3. Rotate the </w:t>
-      </w:r>
-      <w:proofErr w:type="spellStart"/>
-      <w:r>
-        <w:rPr>
-          <w:b/>
-          <w:bCs/>
-        </w:rPr>
-        <w:t>PickUp</w:t>
-      </w:r>
-      <w:proofErr w:type="spellEnd"/>
-      <w:r>
-        <w:rPr>
-          <w:b/>
-          <w:bCs/>
-        </w:rPr>
-        <w:t xml:space="preserve"> </w:t>
-      </w:r>
-      <w:proofErr w:type="spellStart"/>
-      <w:r>
-        <w:rPr>
-          <w:b/>
-          <w:bCs/>
-        </w:rPr>
-        <w:t>GameObject</w:t>
-      </w:r>
-      <w:proofErr w:type="spellEnd"/>
-    </w:p>
-    <w:p>
-      <w:r>
-        <w:rPr>
-          <w:b/>
-          <w:bCs/>
-        </w:rPr>
-        <w:t>Q&amp;A (0)</w:t>
-      </w:r>
-    </w:p>
-    <w:p>
-      <w:r>
-        <w:t>Follow the video or text instructions below to create a new </w:t>
-      </w:r>
-      <w:r>
-        <w:rPr>
-          <w:b/>
-          <w:bCs/>
-        </w:rPr>
-        <w:t>Rotator</w:t>
-      </w:r>
-      <w:r>
-        <w:t> script and rotate the </w:t>
-      </w:r>
-      <w:proofErr w:type="spellStart"/>
-      <w:r>
-        <w:rPr>
-          <w:b/>
-          <w:bCs/>
-        </w:rPr>
-        <w:t>PickUp</w:t>
-      </w:r>
-      <w:proofErr w:type="spellEnd"/>
-      <w:r>
-        <w:rPr>
-          <w:b/>
-          <w:bCs/>
-        </w:rPr>
-        <w:t> </w:t>
-      </w:r>
-      <w:proofErr w:type="spellStart"/>
-      <w:r>
-        <w:t>GameObject</w:t>
-      </w:r>
-      <w:proofErr w:type="spellEnd"/>
-      <w:r>
-        <w:t xml:space="preserve"> in the </w:t>
-      </w:r>
-      <w:r>
-        <w:rPr>
-          <w:b/>
-          <w:bCs/>
-        </w:rPr>
-        <w:t>Update</w:t>
-      </w:r>
-      <w:r>
-        <w:t> function:</w:t>
-      </w:r>
-    </w:p>
-    <w:p>
-      <w:r>
-        <w:t>Play Video</w:t>
-      </w:r>
-    </w:p>
-    <w:p>
-      <w:hyperlink r:id="rId11" w:tgtFrame="_self" w:history="1">
-        <w:r>
-          <w:rPr>
-            <w:rStyle w:val="Hyperlink"/>
-          </w:rPr>
-          <w:t>Download Transcript</w:t>
-        </w:r>
-      </w:hyperlink>
+      <w:pPr>
+        <w:rPr>
+          <w:b/>
+          <w:bCs/>
+        </w:rPr>
+      </w:pPr>
+      <w:r>
+        <w:rPr>
+          <w:b/>
+          <w:bCs/>
+        </w:rPr>
+        <w:lastRenderedPageBreak/>
+        <w:t>3. Rotate the PickUp GameObject</w:t>
+      </w:r>
     </w:p>
     <w:p>
       <w:pPr>
@@ -1360,7 +833,6 @@
       <w:r>
         <w:t>With the </w:t>
       </w:r>
-      <w:proofErr w:type="spellStart"/>
       <w:r>
         <w:rPr>
           <w:b/>
@@ -1368,17 +840,8 @@
         </w:rPr>
         <w:t>PickUp</w:t>
       </w:r>
-      <w:proofErr w:type="spellEnd"/>
-      <w:r>
-        <w:t> </w:t>
-      </w:r>
-      <w:proofErr w:type="spellStart"/>
-      <w:r>
-        <w:t>GameObject</w:t>
-      </w:r>
-      <w:proofErr w:type="spellEnd"/>
-      <w:r>
-        <w:t xml:space="preserve"> selected in the </w:t>
+      <w:r>
+        <w:t> GameObject selected in the </w:t>
       </w:r>
       <w:r>
         <w:rPr>
@@ -1486,6 +949,10 @@
     </w:p>
     <w:p>
       <w:r>
+        <w:rPr>
+          <w:noProof/>
+        </w:rPr>
+        <w:lastRenderedPageBreak/>
         <w:drawing>
           <wp:inline distT="0" distB="0" distL="0" distR="0" wp14:anchorId="6E24C034" wp14:editId="6FC8FD16">
             <wp:extent cx="20117435" cy="9523095"/>
@@ -1504,7 +971,7 @@
                     </pic:cNvPicPr>
                   </pic:nvPicPr>
                   <pic:blipFill>
-                    <a:blip r:embed="rId12">
+                    <a:blip r:embed="rId6">
                       <a:extLst>
                         <a:ext uri="{28A0092B-C50C-407E-A947-70E740481C1C}">
                           <a14:useLocalDpi xmlns:a14="http://schemas.microsoft.com/office/drawing/2010/main" val="0"/>
@@ -1548,39 +1015,8 @@
           <w:b/>
           <w:bCs/>
         </w:rPr>
-        <w:t xml:space="preserve">2. Rotate the </w:t>
-      </w:r>
-      <w:proofErr w:type="spellStart"/>
-      <w:r>
-        <w:rPr>
-          <w:b/>
-          <w:bCs/>
-        </w:rPr>
-        <w:t>PickUp</w:t>
-      </w:r>
-      <w:proofErr w:type="spellEnd"/>
-      <w:r>
-        <w:rPr>
-          <w:b/>
-          <w:bCs/>
-        </w:rPr>
-        <w:t xml:space="preserve"> </w:t>
-      </w:r>
-      <w:proofErr w:type="spellStart"/>
-      <w:r>
-        <w:rPr>
-          <w:b/>
-          <w:bCs/>
-        </w:rPr>
-        <w:t>GameObject</w:t>
-      </w:r>
-      <w:proofErr w:type="spellEnd"/>
-      <w:r>
-        <w:rPr>
-          <w:b/>
-          <w:bCs/>
-        </w:rPr>
-        <w:t xml:space="preserve"> in the Update function.</w:t>
+        <w:lastRenderedPageBreak/>
+        <w:t>2. Rotate the PickUp GameObject in the Update function.</w:t>
       </w:r>
     </w:p>
     <w:p>
@@ -1636,160 +1072,38 @@
       </w:r>
     </w:p>
     <w:p>
-      <w:proofErr w:type="spellStart"/>
-      <w:proofErr w:type="gramStart"/>
-      <w:r>
-        <w:t>transform.Rotate</w:t>
-      </w:r>
-      <w:proofErr w:type="spellEnd"/>
-      <w:proofErr w:type="gramEnd"/>
-      <w:r>
-        <w:t xml:space="preserve"> (new Vector3 (15, 30, 45) * </w:t>
-      </w:r>
-      <w:proofErr w:type="spellStart"/>
-      <w:r>
-        <w:t>Time.deltaTime</w:t>
-      </w:r>
-      <w:proofErr w:type="spellEnd"/>
-      <w:r>
-        <w:t>);</w:t>
-      </w:r>
-    </w:p>
-    <w:p>
-      <w:r>
-        <w:t>Play Video</w:t>
-      </w:r>
-    </w:p>
-    <w:p>
-      <w:r>
-        <w:t>Mark step incomplete</w:t>
-      </w:r>
-    </w:p>
-    <w:p>
-      <w:pPr>
-        <w:rPr>
-          <w:b/>
-          <w:bCs/>
-        </w:rPr>
-      </w:pPr>
-      <w:r>
-        <w:rPr>
-          <w:b/>
-          <w:bCs/>
-        </w:rPr>
-        <w:t xml:space="preserve">4. Make </w:t>
-      </w:r>
-      <w:proofErr w:type="spellStart"/>
-      <w:r>
-        <w:rPr>
-          <w:b/>
-          <w:bCs/>
-        </w:rPr>
-        <w:t>PickUp</w:t>
-      </w:r>
-      <w:proofErr w:type="spellEnd"/>
-      <w:r>
-        <w:rPr>
-          <w:b/>
-          <w:bCs/>
-        </w:rPr>
-        <w:t xml:space="preserve"> a Prefab</w:t>
-      </w:r>
-    </w:p>
-    <w:p>
-      <w:r>
-        <w:rPr>
-          <w:b/>
-          <w:bCs/>
-        </w:rPr>
-        <w:t>Q&amp;A (0)</w:t>
-      </w:r>
-    </w:p>
-    <w:p>
-      <w:r>
-        <w:t>Follow the video or text instructions below to turn the </w:t>
-      </w:r>
-      <w:proofErr w:type="spellStart"/>
-      <w:r>
-        <w:rPr>
-          <w:b/>
-          <w:bCs/>
-        </w:rPr>
-        <w:t>PickUp</w:t>
-      </w:r>
-      <w:proofErr w:type="spellEnd"/>
-      <w:r>
-        <w:t> </w:t>
-      </w:r>
-      <w:proofErr w:type="spellStart"/>
-      <w:r>
-        <w:t>GameObject</w:t>
-      </w:r>
-      <w:proofErr w:type="spellEnd"/>
-      <w:r>
-        <w:t xml:space="preserve"> into a prefab, then enter and exit prefab editing mode:</w:t>
-      </w:r>
-    </w:p>
-    <w:p>
-      <w:r>
-        <w:t>Play Video</w:t>
-      </w:r>
-    </w:p>
-    <w:p>
-      <w:hyperlink r:id="rId13" w:tgtFrame="_self" w:history="1">
-        <w:r>
-          <w:rPr>
-            <w:rStyle w:val="Hyperlink"/>
-          </w:rPr>
-          <w:t>Download Transcript</w:t>
-        </w:r>
-      </w:hyperlink>
-    </w:p>
-    <w:p>
-      <w:pPr>
-        <w:rPr>
-          <w:b/>
-          <w:bCs/>
-        </w:rPr>
-      </w:pPr>
-      <w:r>
-        <w:rPr>
-          <w:b/>
-          <w:bCs/>
-        </w:rPr>
-        <w:t xml:space="preserve">1. Turn the </w:t>
-      </w:r>
-      <w:proofErr w:type="spellStart"/>
-      <w:r>
-        <w:rPr>
-          <w:b/>
-          <w:bCs/>
-        </w:rPr>
-        <w:t>PickUp</w:t>
-      </w:r>
-      <w:proofErr w:type="spellEnd"/>
-      <w:r>
-        <w:rPr>
-          <w:b/>
-          <w:bCs/>
-        </w:rPr>
-        <w:t xml:space="preserve"> </w:t>
-      </w:r>
-      <w:proofErr w:type="spellStart"/>
-      <w:r>
-        <w:rPr>
-          <w:b/>
-          <w:bCs/>
-        </w:rPr>
-        <w:t>GameObject</w:t>
-      </w:r>
-      <w:proofErr w:type="spellEnd"/>
-      <w:r>
-        <w:rPr>
-          <w:b/>
-          <w:bCs/>
-        </w:rPr>
-        <w:t xml:space="preserve"> into a prefab.</w:t>
+      <w:r>
+        <w:t>transform.Rotate (new Vector3 (15, 30, 45) * Time.deltaTime);</w:t>
+      </w:r>
+    </w:p>
+    <w:p>
+      <w:pPr>
+        <w:rPr>
+          <w:b/>
+          <w:bCs/>
+        </w:rPr>
+      </w:pPr>
+      <w:r>
+        <w:rPr>
+          <w:b/>
+          <w:bCs/>
+        </w:rPr>
+        <w:t>4. Make PickUp a Prefab</w:t>
+      </w:r>
+    </w:p>
+    <w:p>
+      <w:pPr>
+        <w:rPr>
+          <w:b/>
+          <w:bCs/>
+        </w:rPr>
+      </w:pPr>
+      <w:r>
+        <w:rPr>
+          <w:b/>
+          <w:bCs/>
+        </w:rPr>
+        <w:t>1. Turn the PickUp GameObject into a prefab.</w:t>
       </w:r>
     </w:p>
     <w:p>
@@ -1843,7 +1157,6 @@
       <w:r>
         <w:t>Drag the </w:t>
       </w:r>
-      <w:proofErr w:type="spellStart"/>
       <w:r>
         <w:rPr>
           <w:b/>
@@ -1851,17 +1164,8 @@
         </w:rPr>
         <w:t>PickUp</w:t>
       </w:r>
-      <w:proofErr w:type="spellEnd"/>
-      <w:r>
-        <w:t> </w:t>
-      </w:r>
-      <w:proofErr w:type="spellStart"/>
-      <w:r>
-        <w:t>GameObject</w:t>
-      </w:r>
-      <w:proofErr w:type="spellEnd"/>
-      <w:r>
-        <w:t xml:space="preserve"> from the </w:t>
+      <w:r>
+        <w:t> GameObject from the </w:t>
       </w:r>
       <w:r>
         <w:rPr>
@@ -1909,7 +1213,6 @@
       <w:r>
         <w:t>Select the arrow to the right of the </w:t>
       </w:r>
-      <w:proofErr w:type="spellStart"/>
       <w:r>
         <w:rPr>
           <w:b/>
@@ -1917,17 +1220,8 @@
         </w:rPr>
         <w:t>PickUp</w:t>
       </w:r>
-      <w:proofErr w:type="spellEnd"/>
-      <w:r>
-        <w:t> </w:t>
-      </w:r>
-      <w:proofErr w:type="spellStart"/>
-      <w:r>
-        <w:t>GameObject</w:t>
-      </w:r>
-      <w:proofErr w:type="spellEnd"/>
-      <w:r>
-        <w:t xml:space="preserve"> in the </w:t>
+      <w:r>
+        <w:t> GameObject in the </w:t>
       </w:r>
       <w:r>
         <w:rPr>
@@ -1973,6 +1267,10 @@
     </w:p>
     <w:p>
       <w:r>
+        <w:rPr>
+          <w:noProof/>
+        </w:rPr>
+        <w:lastRenderedPageBreak/>
         <w:drawing>
           <wp:inline distT="0" distB="0" distL="0" distR="0" wp14:anchorId="12EE882C" wp14:editId="2B16ED9B">
             <wp:extent cx="20117435" cy="11781155"/>
@@ -1991,7 +1289,7 @@
                     </pic:cNvPicPr>
                   </pic:nvPicPr>
                   <pic:blipFill>
-                    <a:blip r:embed="rId14">
+                    <a:blip r:embed="rId7">
                       <a:extLst>
                         <a:ext uri="{28A0092B-C50C-407E-A947-70E740481C1C}">
                           <a14:useLocalDpi xmlns:a14="http://schemas.microsoft.com/office/drawing/2010/main" val="0"/>
@@ -2024,123 +1322,34 @@
       </w:r>
     </w:p>
     <w:p>
-      <w:r>
-        <w:t>Mark step incomplete</w:t>
-      </w:r>
-    </w:p>
-    <w:p>
-      <w:pPr>
-        <w:rPr>
-          <w:b/>
-          <w:bCs/>
-        </w:rPr>
-      </w:pPr>
-      <w:r>
-        <w:rPr>
-          <w:b/>
-          <w:bCs/>
-        </w:rPr>
+      <w:pPr>
+        <w:rPr>
+          <w:b/>
+          <w:bCs/>
+        </w:rPr>
+      </w:pPr>
+      <w:r>
+        <w:rPr>
+          <w:b/>
+          <w:bCs/>
+        </w:rPr>
+        <w:lastRenderedPageBreak/>
         <w:t>5. Add more collectibles</w:t>
       </w:r>
     </w:p>
     <w:p>
-      <w:r>
-        <w:rPr>
-          <w:b/>
-          <w:bCs/>
-        </w:rPr>
-        <w:t>Q&amp;A (0)</w:t>
-      </w:r>
-    </w:p>
-    <w:p>
-      <w:r>
-        <w:t xml:space="preserve">Follow the video or text instructions below to make an empty parent </w:t>
-      </w:r>
-      <w:proofErr w:type="spellStart"/>
-      <w:r>
-        <w:t>GameObject</w:t>
-      </w:r>
-      <w:proofErr w:type="spellEnd"/>
-      <w:r>
-        <w:t xml:space="preserve"> for the pickups, align to a top view of the scene, place duplicate pickups around the scene, and test your game:</w:t>
-      </w:r>
-    </w:p>
-    <w:p>
-      <w:r>
-        <w:t>Play Video</w:t>
-      </w:r>
-    </w:p>
-    <w:p>
-      <w:hyperlink r:id="rId15" w:tgtFrame="_self" w:history="1">
-        <w:r>
-          <w:rPr>
-            <w:rStyle w:val="Hyperlink"/>
-          </w:rPr>
-          <w:t>Download Transcript</w:t>
-        </w:r>
-      </w:hyperlink>
-    </w:p>
-    <w:p>
-      <w:pPr>
-        <w:rPr>
-          <w:b/>
-          <w:bCs/>
-        </w:rPr>
-      </w:pPr>
-      <w:r>
-        <w:rPr>
-          <w:b/>
-          <w:bCs/>
-        </w:rPr>
-        <w:t xml:space="preserve">1. Make an empty parent </w:t>
-      </w:r>
-      <w:proofErr w:type="spellStart"/>
-      <w:r>
-        <w:rPr>
-          <w:b/>
-          <w:bCs/>
-        </w:rPr>
-        <w:t>GameObject</w:t>
-      </w:r>
-      <w:proofErr w:type="spellEnd"/>
-      <w:r>
-        <w:rPr>
-          <w:b/>
-          <w:bCs/>
-        </w:rPr>
-        <w:t xml:space="preserve"> for the </w:t>
-      </w:r>
-      <w:proofErr w:type="spellStart"/>
-      <w:r>
-        <w:rPr>
-          <w:b/>
-          <w:bCs/>
-        </w:rPr>
-        <w:t>PickUp</w:t>
-      </w:r>
-      <w:proofErr w:type="spellEnd"/>
-      <w:r>
-        <w:rPr>
-          <w:b/>
-          <w:bCs/>
-        </w:rPr>
-        <w:t xml:space="preserve"> </w:t>
-      </w:r>
-      <w:proofErr w:type="spellStart"/>
-      <w:r>
-        <w:rPr>
-          <w:b/>
-          <w:bCs/>
-        </w:rPr>
-        <w:t>GameObjects</w:t>
-      </w:r>
-      <w:proofErr w:type="spellEnd"/>
-      <w:r>
-        <w:rPr>
-          <w:b/>
-          <w:bCs/>
-        </w:rPr>
-        <w:t>.</w:t>
+      <w:pPr>
+        <w:rPr>
+          <w:b/>
+          <w:bCs/>
+        </w:rPr>
+      </w:pPr>
+      <w:r>
+        <w:rPr>
+          <w:b/>
+          <w:bCs/>
+        </w:rPr>
+        <w:t>1. Make an empty parent GameObject for the PickUp GameObjects.</w:t>
       </w:r>
     </w:p>
     <w:p>
@@ -2161,23 +1370,7 @@
         <w:t>Hierarchy </w:t>
       </w:r>
       <w:r>
-        <w:t xml:space="preserve">window, create a new empty </w:t>
-      </w:r>
-      <w:proofErr w:type="spellStart"/>
-      <w:r>
-        <w:t>GameObject</w:t>
-      </w:r>
-      <w:proofErr w:type="spellEnd"/>
-      <w:r>
-        <w:t xml:space="preserve"> and name it “</w:t>
-      </w:r>
-      <w:proofErr w:type="spellStart"/>
-      <w:r>
-        <w:t>PickUp</w:t>
-      </w:r>
-      <w:proofErr w:type="spellEnd"/>
-      <w:r>
-        <w:t xml:space="preserve"> Parent”.</w:t>
+        <w:t>window, create a new empty GameObject and name it “PickUp Parent”.</w:t>
       </w:r>
     </w:p>
     <w:p>
@@ -2221,7 +1414,6 @@
       <w:r>
         <w:t>window, drag the </w:t>
       </w:r>
-      <w:proofErr w:type="spellStart"/>
       <w:r>
         <w:rPr>
           <w:b/>
@@ -2229,41 +1421,18 @@
         </w:rPr>
         <w:t>PickUp</w:t>
       </w:r>
-      <w:proofErr w:type="spellEnd"/>
-      <w:r>
-        <w:t> </w:t>
-      </w:r>
-      <w:proofErr w:type="spellStart"/>
-      <w:r>
-        <w:t>GameObject</w:t>
-      </w:r>
-      <w:proofErr w:type="spellEnd"/>
-      <w:r>
-        <w:t xml:space="preserve"> onto the </w:t>
-      </w:r>
-      <w:proofErr w:type="spellStart"/>
-      <w:r>
-        <w:rPr>
-          <w:b/>
-          <w:bCs/>
-        </w:rPr>
-        <w:t>PickUp</w:t>
-      </w:r>
-      <w:proofErr w:type="spellEnd"/>
-      <w:r>
-        <w:rPr>
-          <w:b/>
-          <w:bCs/>
-        </w:rPr>
-        <w:t xml:space="preserve"> Parent </w:t>
-      </w:r>
-      <w:proofErr w:type="spellStart"/>
-      <w:r>
-        <w:t>GameObject</w:t>
-      </w:r>
-      <w:proofErr w:type="spellEnd"/>
-      <w:r>
-        <w:t>.</w:t>
+      <w:r>
+        <w:t> GameObject onto the </w:t>
+      </w:r>
+      <w:r>
+        <w:rPr>
+          <w:b/>
+          <w:bCs/>
+        </w:rPr>
+        <w:t>PickUp Parent </w:t>
+      </w:r>
+      <w:r>
+        <w:t>GameObject.</w:t>
       </w:r>
     </w:p>
     <w:p>
@@ -2310,6 +1479,9 @@
     </w:p>
     <w:p>
       <w:r>
+        <w:rPr>
+          <w:noProof/>
+        </w:rPr>
         <w:drawing>
           <wp:inline distT="0" distB="0" distL="0" distR="0" wp14:anchorId="63EACE6F" wp14:editId="4A00E74B">
             <wp:extent cx="7467600" cy="5200650"/>
@@ -2328,7 +1500,7 @@
                     </pic:cNvPicPr>
                   </pic:nvPicPr>
                   <pic:blipFill>
-                    <a:blip r:embed="rId16">
+                    <a:blip r:embed="rId8">
                       <a:extLst>
                         <a:ext uri="{28A0092B-C50C-407E-A947-70E740481C1C}">
                           <a14:useLocalDpi xmlns:a14="http://schemas.microsoft.com/office/drawing/2010/main" val="0"/>
@@ -2404,6 +1576,7 @@
         </w:numPr>
       </w:pPr>
       <w:r>
+        <w:lastRenderedPageBreak/>
         <w:t>Zoom out a little so you can see the entire play area.</w:t>
       </w:r>
     </w:p>
@@ -2432,7 +1605,6 @@
       <w:r>
         <w:t>Move the first </w:t>
       </w:r>
-      <w:proofErr w:type="spellStart"/>
       <w:r>
         <w:rPr>
           <w:b/>
@@ -2440,17 +1612,8 @@
         </w:rPr>
         <w:t>PickUp</w:t>
       </w:r>
-      <w:proofErr w:type="spellEnd"/>
-      <w:r>
-        <w:t> </w:t>
-      </w:r>
-      <w:proofErr w:type="spellStart"/>
-      <w:r>
-        <w:t>GameObject</w:t>
-      </w:r>
-      <w:proofErr w:type="spellEnd"/>
-      <w:r>
-        <w:t xml:space="preserve"> somewhere you like.</w:t>
+      <w:r>
+        <w:t> GameObject somewhere you like.</w:t>
       </w:r>
     </w:p>
     <w:p>
@@ -2463,7 +1626,6 @@
       <w:r>
         <w:t>With the </w:t>
       </w:r>
-      <w:proofErr w:type="spellStart"/>
       <w:r>
         <w:rPr>
           <w:b/>
@@ -2471,19 +1633,9 @@
         </w:rPr>
         <w:t>PickUp</w:t>
       </w:r>
-      <w:proofErr w:type="spellEnd"/>
-      <w:r>
-        <w:t> </w:t>
-      </w:r>
-      <w:proofErr w:type="spellStart"/>
-      <w:r>
-        <w:t>GameObject</w:t>
-      </w:r>
-      <w:proofErr w:type="spellEnd"/>
-      <w:r>
-        <w:t xml:space="preserve"> selected, duplicate it with </w:t>
-      </w:r>
-      <w:proofErr w:type="spellStart"/>
+      <w:r>
+        <w:t> GameObject selected, duplicate it with </w:t>
+      </w:r>
       <w:r>
         <w:rPr>
           <w:b/>
@@ -2499,38 +1651,28 @@
           <w:b/>
           <w:bCs/>
         </w:rPr>
+        <w:t>D </w:t>
+      </w:r>
+      <w:r>
+        <w:t>(macOS: </w:t>
+      </w:r>
+      <w:r>
+        <w:rPr>
+          <w:b/>
+          <w:bCs/>
+        </w:rPr>
+        <w:t>Cmd</w:t>
+      </w:r>
+      <w:r>
+        <w:t>+</w:t>
+      </w:r>
+      <w:r>
+        <w:rPr>
+          <w:b/>
+          <w:bCs/>
+        </w:rPr>
         <w:t>D</w:t>
       </w:r>
-      <w:proofErr w:type="spellEnd"/>
-      <w:r>
-        <w:rPr>
-          <w:b/>
-          <w:bCs/>
-        </w:rPr>
-        <w:t> </w:t>
-      </w:r>
-      <w:r>
-        <w:t>(macOS: </w:t>
-      </w:r>
-      <w:proofErr w:type="spellStart"/>
-      <w:r>
-        <w:rPr>
-          <w:b/>
-          <w:bCs/>
-        </w:rPr>
-        <w:t>Cmd</w:t>
-      </w:r>
-      <w:r>
-        <w:t>+</w:t>
-      </w:r>
-      <w:r>
-        <w:rPr>
-          <w:b/>
-          <w:bCs/>
-        </w:rPr>
-        <w:t>D</w:t>
-      </w:r>
-      <w:proofErr w:type="spellEnd"/>
       <w:r>
         <w:t>).</w:t>
       </w:r>
@@ -2566,7 +1708,6 @@
       <w:r>
         <w:t>Repeat this process to place as many </w:t>
       </w:r>
-      <w:proofErr w:type="spellStart"/>
       <w:r>
         <w:rPr>
           <w:b/>
@@ -2574,22 +1715,8 @@
         </w:rPr>
         <w:t>PickUp</w:t>
       </w:r>
-      <w:proofErr w:type="spellEnd"/>
-      <w:r>
-        <w:t> </w:t>
-      </w:r>
-      <w:proofErr w:type="spellStart"/>
-      <w:r>
-        <w:t>GameObjects</w:t>
-      </w:r>
-      <w:proofErr w:type="spellEnd"/>
-      <w:r>
-        <w:t xml:space="preserve"> as you like in the scene.</w:t>
-      </w:r>
-    </w:p>
-    <w:p>
-      <w:r>
-        <w:t>Play Video</w:t>
+      <w:r>
+        <w:t> GameObjects as you like in the scene.</w:t>
       </w:r>
     </w:p>
     <w:p>
@@ -2615,42 +1742,13 @@
         </w:numPr>
       </w:pPr>
       <w:r>
-        <w:t xml:space="preserve">When you test your game, you will notice that the </w:t>
-      </w:r>
-      <w:proofErr w:type="spellStart"/>
-      <w:r>
-        <w:t>PickUp</w:t>
-      </w:r>
-      <w:proofErr w:type="spellEnd"/>
-      <w:r>
-        <w:t xml:space="preserve"> </w:t>
-      </w:r>
-      <w:proofErr w:type="spellStart"/>
-      <w:r>
-        <w:t>GameObjects</w:t>
-      </w:r>
-      <w:proofErr w:type="spellEnd"/>
-      <w:r>
-        <w:t xml:space="preserve"> are still acting like solid obstacles. You’ll fix that in the next tutorial.</w:t>
-      </w:r>
-    </w:p>
-    <w:p>
-      <w:r>
-        <w:t>Play Video</w:t>
-      </w:r>
-    </w:p>
-    <w:p>
-      <w:r>
-        <w:t>Mark step incomplete</w:t>
-      </w:r>
-    </w:p>
-    <w:p>
-      <w:r>
-        <w:rPr>
-          <w:b/>
-          <w:bCs/>
-        </w:rPr>
-        <w:t>Optional step</w:t>
+        <w:t xml:space="preserve">When you test your game, you will notice that the PickUp GameObjects are still acting like solid obstacles. You’ll fix that in the next </w:t>
+      </w:r>
+      <w:r>
+        <w:t>lab</w:t>
+      </w:r>
+      <w:r>
+        <w:t>.</w:t>
       </w:r>
     </w:p>
     <w:p>
@@ -2670,15 +1768,6 @@
     </w:p>
     <w:p>
       <w:r>
-        <w:rPr>
-          <w:b/>
-          <w:bCs/>
-        </w:rPr>
-        <w:t>Q&amp;A (0)</w:t>
-      </w:r>
-    </w:p>
-    <w:p>
-      <w:r>
         <w:t>If your script is not working as expected, below is an example of what your code should look like at this point. The comments have been added to make the code more readable.</w:t>
       </w:r>
     </w:p>
@@ -2689,7 +1778,6 @@
           <w:bCs/>
         </w:rPr>
       </w:pPr>
-      <w:proofErr w:type="spellStart"/>
       <w:r>
         <w:rPr>
           <w:b/>
@@ -2697,39 +1785,17 @@
         </w:rPr>
         <w:t>Rotator.cs</w:t>
       </w:r>
-      <w:proofErr w:type="spellEnd"/>
-    </w:p>
-    <w:p>
-      <w:r>
-        <w:t xml:space="preserve">using </w:t>
-      </w:r>
-      <w:proofErr w:type="spellStart"/>
-      <w:r>
-        <w:t>UnityEngine</w:t>
-      </w:r>
-      <w:proofErr w:type="spellEnd"/>
-      <w:r>
-        <w:t>;</w:t>
+    </w:p>
+    <w:p>
+      <w:r>
+        <w:t>using UnityEngine;</w:t>
       </w:r>
     </w:p>
     <w:p/>
     <w:p>
       <w:r>
-        <w:t xml:space="preserve">public class </w:t>
-      </w:r>
-      <w:proofErr w:type="gramStart"/>
-      <w:r>
-        <w:t>Rotator :</w:t>
-      </w:r>
-      <w:proofErr w:type="gramEnd"/>
-      <w:r>
-        <w:t xml:space="preserve"> </w:t>
-      </w:r>
-      <w:proofErr w:type="spellStart"/>
-      <w:r>
-        <w:t>MonoBehaviour</w:t>
-      </w:r>
-      <w:proofErr w:type="spellEnd"/>
+        <w:t>public class Rotator : MonoBehaviour</w:t>
+      </w:r>
     </w:p>
     <w:p>
       <w:r>
@@ -2744,15 +1810,7 @@
     </w:p>
     <w:p>
       <w:r>
-        <w:t xml:space="preserve"> void </w:t>
-      </w:r>
-      <w:proofErr w:type="gramStart"/>
-      <w:r>
-        <w:t>Update(</w:t>
-      </w:r>
-      <w:proofErr w:type="gramEnd"/>
-      <w:r>
-        <w:t>)</w:t>
+        <w:t xml:space="preserve"> void Update()</w:t>
       </w:r>
     </w:p>
     <w:p>
@@ -2767,25 +1825,7 @@
     </w:p>
     <w:p>
       <w:r>
-        <w:t xml:space="preserve">        </w:t>
-      </w:r>
-      <w:proofErr w:type="spellStart"/>
-      <w:proofErr w:type="gramStart"/>
-      <w:r>
-        <w:t>transform.Rotate</w:t>
-      </w:r>
-      <w:proofErr w:type="spellEnd"/>
-      <w:proofErr w:type="gramEnd"/>
-      <w:r>
-        <w:t xml:space="preserve"> (new Vector3 (15, 30, 45) * </w:t>
-      </w:r>
-      <w:proofErr w:type="spellStart"/>
-      <w:r>
-        <w:t>Time.deltaTime</w:t>
-      </w:r>
-      <w:proofErr w:type="spellEnd"/>
-      <w:r>
-        <w:t>);</w:t>
+        <w:t xml:space="preserve">        transform.Rotate (new Vector3 (15, 30, 45) * Time.deltaTime);</w:t>
       </w:r>
     </w:p>
     <w:p>
@@ -2815,7 +1855,7 @@
 </file>
 
 <file path=word/numbering.xml><?xml version="1.0" encoding="utf-8"?>
-<w:numbering xmlns:wpc="http://schemas.microsoft.com/office/word/2010/wordprocessingCanvas" xmlns:cx="http://schemas.microsoft.com/office/drawing/2014/chartex" xmlns:cx1="http://schemas.microsoft.com/office/drawing/2015/9/8/chartex" xmlns:cx2="http://schemas.microsoft.com/office/drawing/2015/10/21/chartex" xmlns:cx3="http://schemas.microsoft.com/office/drawing/2016/5/9/chartex" xmlns:cx4="http://schemas.microsoft.com/office/drawing/2016/5/10/chartex" xmlns:cx5="http://schemas.microsoft.com/office/drawing/2016/5/11/chartex" xmlns:cx6="http://schemas.microsoft.com/office/drawing/2016/5/12/chartex" xmlns:cx7="http://schemas.microsoft.com/office/drawing/2016/5/13/chartex" xmlns:cx8="http://schemas.microsoft.com/office/drawing/2016/5/14/chartex" xmlns:mc="http://schemas.openxmlformats.org/markup-compatibility/2006" xmlns:aink="http://schemas.microsoft.com/office/drawing/2016/ink" xmlns:am3d="http://schemas.microsoft.com/office/drawing/2017/model3d" xmlns:o="urn:schemas-microsoft-com:office:office" xmlns:oel="http://schemas.microsoft.com/office/2019/extlst" xmlns:r="http://schemas.openxmlformats.org/officeDocument/2006/relationships" xmlns:m="http://schemas.openxmlformats.org/officeDocument/2006/math" xmlns:v="urn:schemas-microsoft-com:vml" xmlns:wp14="http://schemas.microsoft.com/office/word/2010/wordprocessingDrawing" xmlns:wp="http://schemas.openxmlformats.org/drawingml/2006/wordprocessingDrawing" xmlns:w10="urn:schemas-microsoft-com:office:word" xmlns:w="http://schemas.openxmlformats.org/wordprocessingml/2006/main" xmlns:w14="http://schemas.microsoft.com/office/word/2010/wordml" xmlns:w15="http://schemas.microsoft.com/office/word/2012/wordml" xmlns:w16cei="http://schemas.microsoft.com/office/word/2026/wordml/cei" xmlns:w16cex="http://schemas.microsoft.com/office/word/2018/wordml/cex" xmlns:w16cid="http://schemas.microsoft.com/office/word/2016/wordml/cid" xmlns:w16="http://schemas.microsoft.com/office/word/2018/wordml" xmlns:w16du="http://schemas.microsoft.com/office/word/2023/wordml/word16du" xmlns:w16sdtdh="http://schemas.microsoft.com/office/word/2020/wordml/sdtdatahash" xmlns:w16sdtfl="http://schemas.microsoft.com/office/word/2024/wordml/sdtformatlock" xmlns:w16se="http://schemas.microsoft.com/office/word/2015/wordml/symex" xmlns:wpg="http://schemas.microsoft.com/office/word/2010/wordprocessingGroup" xmlns:wpi="http://schemas.microsoft.com/office/word/2010/wordprocessingInk" xmlns:wne="http://schemas.microsoft.com/office/word/2006/wordml" xmlns:wps="http://schemas.microsoft.com/office/word/2010/wordprocessingShape" mc:Ignorable="w14 w15 w16se w16cid w16 w16cex w16sdtdh w16sdtfl w16du wp14">
+<w:numbering xmlns:wpc="http://schemas.microsoft.com/office/word/2010/wordprocessingCanvas" xmlns:cx="http://schemas.microsoft.com/office/drawing/2014/chartex" xmlns:cx1="http://schemas.microsoft.com/office/drawing/2015/9/8/chartex" xmlns:cx2="http://schemas.microsoft.com/office/drawing/2015/10/21/chartex" xmlns:cx3="http://schemas.microsoft.com/office/drawing/2016/5/9/chartex" xmlns:cx4="http://schemas.microsoft.com/office/drawing/2016/5/10/chartex" xmlns:cx5="http://schemas.microsoft.com/office/drawing/2016/5/11/chartex" xmlns:cx6="http://schemas.microsoft.com/office/drawing/2016/5/12/chartex" xmlns:cx7="http://schemas.microsoft.com/office/drawing/2016/5/13/chartex" xmlns:cx8="http://schemas.microsoft.com/office/drawing/2016/5/14/chartex" xmlns:mc="http://schemas.openxmlformats.org/markup-compatibility/2006" xmlns:aink="http://schemas.microsoft.com/office/drawing/2016/ink" xmlns:am3d="http://schemas.microsoft.com/office/drawing/2017/model3d" xmlns:o="urn:schemas-microsoft-com:office:office" xmlns:oel="http://schemas.microsoft.com/office/2019/extlst" xmlns:r="http://schemas.openxmlformats.org/officeDocument/2006/relationships" xmlns:m="http://schemas.openxmlformats.org/officeDocument/2006/math" xmlns:v="urn:schemas-microsoft-com:vml" xmlns:wp14="http://schemas.microsoft.com/office/word/2010/wordprocessingDrawing" xmlns:wp="http://schemas.openxmlformats.org/drawingml/2006/wordprocessingDrawing" xmlns:w10="urn:schemas-microsoft-com:office:word" xmlns:w="http://schemas.openxmlformats.org/wordprocessingml/2006/main" xmlns:w14="http://schemas.microsoft.com/office/word/2010/wordml" xmlns:w15="http://schemas.microsoft.com/office/word/2012/wordml" xmlns:w16cex="http://schemas.microsoft.com/office/word/2018/wordml/cex" xmlns:w16cid="http://schemas.microsoft.com/office/word/2016/wordml/cid" xmlns:w16="http://schemas.microsoft.com/office/word/2018/wordml" xmlns:w16du="http://schemas.microsoft.com/office/word/2023/wordml/word16du" xmlns:w16sdtdh="http://schemas.microsoft.com/office/word/2020/wordml/sdtdatahash" xmlns:w16sdtfl="http://schemas.microsoft.com/office/word/2024/wordml/sdtformatlock" xmlns:w16se="http://schemas.microsoft.com/office/word/2015/wordml/symex" xmlns:wpg="http://schemas.microsoft.com/office/word/2010/wordprocessingGroup" xmlns:wpi="http://schemas.microsoft.com/office/word/2010/wordprocessingInk" xmlns:wne="http://schemas.microsoft.com/office/word/2006/wordml" xmlns:wps="http://schemas.microsoft.com/office/word/2010/wordprocessingShape" mc:Ignorable="w14 w15 w16se w16cid w16 w16cex w16sdtdh w16sdtfl w16du wp14">
   <w:abstractNum w:abstractNumId="0" w15:restartNumberingAfterBreak="0">
     <w:nsid w:val="163F2079"/>
     <w:multiLevelType w:val="multilevel"/>
@@ -5550,6 +4590,7 @@
   <w:style w:type="character" w:default="1" w:styleId="DefaultParagraphFont">
     <w:name w:val="Default Paragraph Font"/>
     <w:uiPriority w:val="1"/>
+    <w:semiHidden/>
     <w:unhideWhenUsed/>
   </w:style>
   <w:style w:type="table" w:default="1" w:styleId="TableNormal">
